--- a/binder_source_ordered/006_FM_Executive_Governance_Overview.docx
+++ b/binder_source_ordered/006_FM_Executive_Governance_Overview.docx
@@ -116,7 +116,7 @@
                 <w:color w:val="2F3A4A"/>
                 <w:sz w:val="17"/>
               </w:rPr>
-              <w:t>This front matter section orients executive and oversight stakeholders to the governance framework as an institutional stewardship system. The binder is intended to support accountable governance operation, evidence-linked assurance, decision survivability, bounded reliance, and long-horizon trust preservation. It is not an assertion of operational perfection, a substitute for current evidence, or a static policy repository detached from the organization that adopts and maintains it.</w:t>
+              <w:t>This front matter section orients executive and oversight stakeholders to the governance framework as an institutional stewardship system. The binder is intended to support accountable governance operation, evidence-linked confidence, decision survivability, bounded reliance, and long-horizon trust preservation. It is not an assertion of operational perfection, a substitute for current evidence, or a static policy repository detached from the organization that adopts and maintains it.</w:t>
             </w:r>
           </w:p>
         </w:tc>
@@ -156,7 +156,7 @@
           <w:color w:val="2F3A4A"/>
           <w:sz w:val="18"/>
         </w:rPr>
-        <w:t>Executive interpretation of the binder should begin with a practical premise: governance is legitimate only when it remains connected to operational reality. Documentation, committee cadence, public verification, assurance language, and control inventories provide value only when they are tied to actual authority, current evidence, accountable ownership, monitored dependencies, and the ability to correct drift. When governance becomes ceremonial, the institution may preserve the appearance of oversight while losing the capacity to explain decisions, limitations, and residual exposure.</w:t>
+        <w:t>Executive interpretation of the binder should begin with a practical premise: governance is legitimate only when it remains connected to operational reality. Documentation, committee cadence, public registry record, confidence language, and control inventories provide value only when they are tied to actual authority, current evidence, accountable ownership, monitored dependencies, and the ability to correct drift. When governance becomes ceremonial, the institution may preserve the appearance of oversight while losing the capacity to explain decisions, limitations, and residual exposure.</w:t>
       </w:r>
     </w:p>
     <w:p>
@@ -480,7 +480,7 @@
                 <w:color w:val="2F3A4A"/>
                 <w:sz w:val="16"/>
               </w:rPr>
-              <w:t>Treat controls, forums, evidence, and assurance as connected governance infrastructure.</w:t>
+              <w:t>Treat controls, forums, evidence, and confidence as connected governance infrastructure.</w:t>
             </w:r>
           </w:p>
         </w:tc>
@@ -759,7 +759,7 @@
                 <w:color w:val="2F3A4A"/>
                 <w:sz w:val="16"/>
               </w:rPr>
-              <w:t>Bounded assurance</w:t>
+              <w:t>Bounded confidence</w:t>
             </w:r>
           </w:p>
         </w:tc>
@@ -858,7 +858,7 @@
                 <w:color w:val="2F3A4A"/>
                 <w:sz w:val="16"/>
               </w:rPr>
-              <w:t>External audiences infer more assurance than the institution can support.</w:t>
+              <w:t>External audiences infer more confidence than the institution can support.</w:t>
             </w:r>
           </w:p>
         </w:tc>
@@ -1285,7 +1285,7 @@
           <w:color w:val="2F3A4A"/>
           <w:sz w:val="18"/>
         </w:rPr>
-        <w:t>Long-horizon governance requires disciplined adaptation. Controls must evolve when workflows move. Evidence must be refreshed when source populations change. Assurance must be qualified when limitations become material. Escalation paths must be recalibrated when authority shifts. Monitoring must be challenged when positive signals become too familiar. Without this recalibration, governance can become historically anchored to a prior operating model while continuing to appear organized.</w:t>
+        <w:t>Long-horizon governance requires disciplined adaptation. Controls must evolve when workflows move. Evidence must be refreshed when source populations change. Confidence must be qualified when limitations become material. Escalation paths must be recalibrated when authority shifts. Monitoring must be challenged when positive signals become too familiar. Without this recalibration, governance can become historically anchored to a prior operating model while continuing to appear organized.</w:t>
       </w:r>
     </w:p>
     <w:p>
@@ -1301,7 +1301,7 @@
           <w:color w:val="2F3A4A"/>
           <w:sz w:val="18"/>
         </w:rPr>
-        <w:t>The binder's executive purpose is to make stewardship visible without converting visibility into overstatement. Governance participation, verification, and documentation support trust only when they remain connected to current evidence, accountable authority, and active maintenance. Sustainable governance depends on institutional humility: the disciplined recognition that the governance system may be observing the wrong signals, preserving stale assumptions, or overstating confidence unless it is periodically tested against reality.</w:t>
+        <w:t>The binder's executive purpose is to make stewardship visible without converting visibility into overstatement. Governance participation, evidence review, and documentation support trust only when they remain connected to current evidence, accountable authority, and active maintenance. Sustainable governance depends on institutional humility: the disciplined recognition that the governance system may be observing the wrong signals, preserving stale assumptions, or overstating confidence unless it is periodically tested against reality.</w:t>
       </w:r>
     </w:p>
     <w:p>
@@ -1642,7 +1642,7 @@
                 <w:color w:val="2F3A4A"/>
                 <w:sz w:val="16"/>
               </w:rPr>
-              <w:t>A control owner performs tasks but does not know the assurance deadline the control supports.</w:t>
+              <w:t>A control owner performs tasks but does not know the confidence deadline the control supports.</w:t>
             </w:r>
           </w:p>
         </w:tc>
@@ -1987,7 +1987,7 @@
                 <w:color w:val="2F3A4A"/>
                 <w:sz w:val="16"/>
               </w:rPr>
-              <w:t>A public verification page remains current-looking after evidence maintenance slows.</w:t>
+              <w:t>A public registry record page remains current-looking after evidence maintenance slows.</w:t>
             </w:r>
           </w:p>
         </w:tc>
@@ -2993,7 +2993,7 @@
                 <w:color w:val="2F3A4A"/>
                 <w:sz w:val="16"/>
               </w:rPr>
-              <w:t>Change events trigger reassessment of controls, evidence, authority, monitoring, and assurance.</w:t>
+              <w:t>Change events trigger reassessment of controls, evidence, authority, monitoring, and confidence.</w:t>
             </w:r>
           </w:p>
         </w:tc>
@@ -3165,7 +3165,7 @@
                 <w:color w:val="2F3A4A"/>
                 <w:sz w:val="16"/>
               </w:rPr>
-              <w:t>Assurance remains tied to scope, evidence, freshness, and limitation.</w:t>
+              <w:t>Confidence remains tied to scope, evidence, freshness, and limitation.</w:t>
             </w:r>
           </w:p>
         </w:tc>
@@ -3827,7 +3827,7 @@
                 <w:color w:val="2F3A4A"/>
                 <w:sz w:val="16"/>
               </w:rPr>
-              <w:t>Participation may be mistaken for assurance.</w:t>
+              <w:t>Participation may be mistaken for confidence.</w:t>
             </w:r>
           </w:p>
         </w:tc>
@@ -4550,7 +4550,7 @@
                 <w:color w:val="2F3A4A"/>
                 <w:sz w:val="16"/>
               </w:rPr>
-              <w:t>Require reconstructable decisions and bounded assurance.</w:t>
+              <w:t>Require reconstructable decisions and bounded confidence.</w:t>
             </w:r>
           </w:p>
         </w:tc>
@@ -5107,7 +5107,7 @@
                 <w:color w:val="2F3A4A"/>
                 <w:sz w:val="16"/>
               </w:rPr>
-              <w:t>Assurance should be qualified when evidence coverage is uncertain.</w:t>
+              <w:t>Confidence should be qualified when evidence coverage is uncertain.</w:t>
             </w:r>
           </w:p>
         </w:tc>
@@ -5490,7 +5490,7 @@
                 <w:color w:val="2F3A4A"/>
                 <w:sz w:val="16"/>
               </w:rPr>
-              <w:t>Assurance discipline</w:t>
+              <w:t>Confidence discipline</w:t>
             </w:r>
           </w:p>
         </w:tc>
@@ -5655,7 +5655,7 @@
           <w:color w:val="2F3A4A"/>
           <w:sz w:val="18"/>
         </w:rPr>
-        <w:t>Executive governance oversight is not the same as executive awareness. Awareness may inform leadership that a governance activity exists. Oversight requires the ability to understand consequence, test whether authority is aligned with exposure, require remediation or redesign where necessary, and preserve institutional trust when assurance boundaries change. Executive involvement should be triggered by consequence, reliance, authority gap, unresolved dependency, or reputational sensitivity rather than by routine activity volume.</w:t>
+        <w:t>Executive governance oversight is not the same as executive awareness. Awareness may inform leadership that a governance activity exists. Oversight requires the ability to understand consequence, test whether authority is aligned with exposure, require remediation or redesign where necessary, and preserve institutional trust when confidence boundaries change. Executive involvement should be triggered by consequence, reliance, authority gap, unresolved dependency, or reputational sensitivity rather than by routine activity volume.</w:t>
       </w:r>
     </w:p>
     <w:p>
@@ -5671,7 +5671,7 @@
           <w:color w:val="2F3A4A"/>
           <w:sz w:val="18"/>
         </w:rPr>
-        <w:t>Governance proportionality is essential to sustainability. Excessive governance can create bypass, fatigue, hidden workarounds, and dependence on specialized institutional memory. Insufficient governance permits unmanaged discretion, weak evidence, implicit assurance, and unreconstructable decisions. Sustainable oversight calibrates rigor to consequence while keeping governance understandable to future operators.</w:t>
+        <w:t>Governance proportionality is essential to sustainability. Excessive governance can create bypass, fatigue, hidden workarounds, and dependence on specialized institutional memory. Insufficient governance permits unmanaged discretion, weak evidence, implicit confidence, and unreconstructable decisions. Sustainable oversight calibrates rigor to consequence while keeping governance understandable to future operators.</w:t>
       </w:r>
     </w:p>
     <w:p>
@@ -6118,7 +6118,7 @@
                 <w:color w:val="2F3A4A"/>
                 <w:sz w:val="16"/>
               </w:rPr>
-              <w:t>Ensure assurance language remains bounded and evidence-supported.</w:t>
+              <w:t>Ensure confidence language remains bounded and evidence-supported.</w:t>
             </w:r>
           </w:p>
         </w:tc>
@@ -7258,7 +7258,7 @@
                 <w:color w:val="2F3A4A"/>
                 <w:sz w:val="16"/>
               </w:rPr>
-              <w:t>Assurance language exceeds support.</w:t>
+              <w:t>Confidence language exceeds support.</w:t>
             </w:r>
           </w:p>
         </w:tc>
@@ -7840,7 +7840,7 @@
           <w:color w:val="2F3A4A"/>
           <w:sz w:val="18"/>
         </w:rPr>
-        <w:t>Governance coherence is the ability of the institution to explain how its controls, evidence, forums, escalation routes, assurance language, and public trust signals relate to one another. Coherence is lost when local functions adapt independently, legacy controls persist after workflows migrate, committees continue after practical authority shifts, or assurance language survives after its evidentiary basis changes. Executive stewardship preserves coherence by requiring adaptation to be governed rather than improvised.</w:t>
+        <w:t>Governance coherence is the ability of the institution to explain how its controls, evidence, forums, escalation routes, confidence language, and public trust signals relate to one another. Coherence is lost when local functions adapt independently, legacy controls persist after workflows migrate, committees continue after practical authority shifts, or confidence language survives after its evidentiary basis changes. Executive stewardship preserves coherence by requiring adaptation to be governed rather than improvised.</w:t>
       </w:r>
     </w:p>
     <w:p>
@@ -8197,7 +8197,7 @@
                 <w:color w:val="2F3A4A"/>
                 <w:sz w:val="16"/>
               </w:rPr>
-              <w:t>Assurance becomes difficult to defend.</w:t>
+              <w:t>Confidence becomes difficult to defend.</w:t>
             </w:r>
           </w:p>
         </w:tc>
@@ -8443,7 +8443,7 @@
                 <w:color w:val="2F3A4A"/>
                 <w:sz w:val="16"/>
               </w:rPr>
-              <w:t>Evidence-to-assurance alignment</w:t>
+              <w:t>Evidence-to-confidence alignment</w:t>
             </w:r>
           </w:p>
         </w:tc>
@@ -8509,7 +8509,7 @@
                 <w:color w:val="2F3A4A"/>
                 <w:sz w:val="16"/>
               </w:rPr>
-              <w:t>Broad assurance relies on narrow or stale evidence.</w:t>
+              <w:t>Broad confidence relies on narrow or stale evidence.</w:t>
             </w:r>
           </w:p>
         </w:tc>
@@ -10242,7 +10242,7 @@
                 <w:color w:val="2F3A4A"/>
                 <w:sz w:val="16"/>
               </w:rPr>
-              <w:t>Evidence-linked assurance</w:t>
+              <w:t>Evidence-linked confidence</w:t>
             </w:r>
           </w:p>
         </w:tc>
@@ -10341,7 +10341,7 @@
                 <w:color w:val="2F3A4A"/>
                 <w:sz w:val="16"/>
               </w:rPr>
-              <w:t>Assurance language survives after evidence freshness or population coverage changes.</w:t>
+              <w:t>Confidence language survives after evidence freshness or population coverage changes.</w:t>
             </w:r>
           </w:p>
         </w:tc>
@@ -11097,7 +11097,7 @@
           <w:color w:val="2F3A4A"/>
           <w:sz w:val="18"/>
         </w:rPr>
-        <w:t>Executive governance stewardship under this framework shall be directed toward preserving legitimate, evidence-supported, accountable, adaptive, and defensible institutional action over time. Leadership and oversight stakeholders shall interpret this binder as a governance operating reference that requires maintenance, current evidence, bounded assurance, and recalibration against operational reality.</w:t>
+        <w:t>Executive governance stewardship under this framework shall be directed toward preserving legitimate, evidence-supported, accountable, adaptive, and defensible institutional action over time. Leadership and oversight stakeholders shall interpret this binder as a governance operating reference that requires maintenance, current evidence, bounded confidence, and recalibration against operational reality.</w:t>
       </w:r>
     </w:p>
     <w:p>
@@ -11113,7 +11113,7 @@
           <w:color w:val="2F3A4A"/>
           <w:sz w:val="18"/>
         </w:rPr>
-        <w:t>Governance participation shall not be treated as absolute assurance. Governance maturity shall be evaluated through sustained operating behavior, evidence discipline, escalation effectiveness, accountable authority, monitoring quality, adaptation control, and representation integrity. Visible governance activity shall be tested against whether it changes decisions, preserves accountability, identifies limitations, and remains aligned with practiced workflow.</w:t>
+        <w:t>Governance participation shall not be treated as absolute confidence. Governance maturity shall be evaluated through sustained operating behavior, evidence discipline, escalation effectiveness, accountable authority, monitoring quality, adaptation control, and representation integrity. Visible governance activity shall be tested against whether it changes decisions, preserves accountability, identifies limitations, and remains aligned with practiced workflow.</w:t>
       </w:r>
     </w:p>
     <w:p>
@@ -11129,7 +11129,7 @@
           <w:color w:val="2F3A4A"/>
           <w:sz w:val="18"/>
         </w:rPr>
-        <w:t>Executive oversight shall preserve proportionality. Governance intensity shall be calibrated to consequence, reliance, uncertainty, operational exposure, and institutional trust. Excessive complexity shall be treated as a survivability risk when it creates bypass, obscures accountability, saturates review capacity, or makes the system dependent on specialized institutional memory. Insufficient governance shall be treated as a survivability risk when it permits unmanaged discretion, weak evidence, implicit assurance, or unreconstructable decisions.</w:t>
+        <w:t>Executive oversight shall preserve proportionality. Governance intensity shall be calibrated to consequence, reliance, uncertainty, operational exposure, and institutional trust. Excessive complexity shall be treated as a survivability risk when it creates bypass, obscures accountability, saturates review capacity, or makes the system dependent on specialized institutional memory. Insufficient governance shall be treated as a survivability risk when it permits unmanaged discretion, weak evidence, implicit confidence, or unreconstructable decisions.</w:t>
       </w:r>
     </w:p>
     <w:p>
@@ -11161,7 +11161,7 @@
           <w:color w:val="2F3A4A"/>
           <w:sz w:val="18"/>
         </w:rPr>
-        <w:t>The executive standard for this binder is stewardship-based survivability. A governance system is operating credibly when future operators, reviewers, executives, and relying parties can determine what was governed, what evidence supported it, who had authority, what limitations applied, what changed afterward, how assurance remained bounded, and how the institution recalibrated when operational reality evolved. This orientation provides the basis for entering the operational sections of the binder as governance doctrine rather than passive documentation.</w:t>
+        <w:t>The executive standard for this binder is stewardship-based survivability. A governance system is operating credibly when future operators, reviewers, executives, and relying parties can determine what was governed, what evidence supported it, who had authority, what limitations applied, what changed afterward, how confidence remained bounded, and how the institution recalibrated when operational reality evolved. This orientation provides the basis for entering the operational sections of the binder as governance doctrine rather than passive documentation.</w:t>
       </w:r>
     </w:p>
     <w:sectPr>
